--- a/artifacts/presentation_u_recommendation.docx
+++ b/artifacts/presentation_u_recommendation.docx
@@ -196,7 +196,7 @@
                 <w:szCs w:val="22"/>
                 <w:color w:val="000000"/>
               </w:rPr>
-              <w:t xml:space="preserve">Recommended value of presentation_u: 1.5</w:t>
+              <w:t xml:space="preserve">Recommended value of presentation_u: 1</w:t>
             </w:r>
             <w:r>
               <w:rPr>

--- a/artifacts/presentation_u_recommendation.docx
+++ b/artifacts/presentation_u_recommendation.docx
@@ -196,7 +196,7 @@
                 <w:szCs w:val="22"/>
                 <w:color w:val="000000"/>
               </w:rPr>
-              <w:t xml:space="preserve">Recommended value of presentation_u: 1</w:t>
+              <w:t xml:space="preserve">Recommended value of presentation_u: 1.2</w:t>
             </w:r>
             <w:r>
               <w:rPr>
